--- a/costestimation/costestimation.docx
+++ b/costestimation/costestimation.docx
@@ -502,7 +502,6 @@
         <w:gridCol w:w="690"/>
         <w:gridCol w:w="3945"/>
         <w:gridCol w:w="2040"/>
-        <w:gridCol w:w="1539"/>
         <w:gridCol w:w="1665"/>
         <w:gridCol w:w="1432"/>
       </w:tblGrid>
@@ -701,79 +700,6 @@
                 <w:lang w:val="en-US"/>
               </w:rPr>
               <w:t xml:space="preserve">UNIT PRICE</w:t>
-            </w:r>
-            <w:r>
-              <w:rPr>
-                <w:rFonts w:ascii="Times New Roman" w:hAnsi="Times New Roman" w:eastAsia="Times New Roman" w:cs="Times New Roman"/>
-                <w:b w:val="0"/>
-                <w:bCs w:val="0"/>
-                <w:i w:val="0"/>
-                <w:iCs w:val="0"/>
-                <w:color w:val="000000" w:themeColor="text1" w:themeTint="FF" w:themeShade="FF"/>
-                <w:sz w:val="22"/>
-                <w:szCs w:val="22"/>
-                <w:lang w:val="en-US"/>
-              </w:rPr>
-            </w:r>
-            <w:r>
-              <w:rPr>
-                <w:rFonts w:ascii="Times New Roman" w:hAnsi="Times New Roman" w:cs="Times New Roman"/>
-                <w:b w:val="0"/>
-                <w:bCs w:val="0"/>
-                <w:i w:val="0"/>
-                <w:iCs w:val="0"/>
-                <w:color w:val="000000" w:themeColor="text1" w:themeTint="FF" w:themeShade="FF"/>
-                <w:sz w:val="22"/>
-                <w:szCs w:val="22"/>
-              </w:rPr>
-            </w:r>
-          </w:p>
-        </w:tc>
-        <w:tc>
-          <w:tcPr>
-            <w:tcBorders/>
-            <w:tcMar>
-              <w:left w:w="105" w:type="dxa"/>
-              <w:right w:w="105" w:type="dxa"/>
-            </w:tcMar>
-            <w:tcW w:w="1539" w:type="dxa"/>
-            <w:vAlign w:val="top"/>
-            <w:textDirection w:val="lrTb"/>
-            <w:noWrap w:val="false"/>
-          </w:tcPr>
-          <w:p>
-            <w:pPr>
-              <w:pStyle w:val="845"/>
-              <w:pBdr/>
-              <w:spacing w:line="264" w:lineRule="auto"/>
-              <w:ind/>
-              <w:jc w:val="center"/>
-              <w:rPr>
-                <w:rFonts w:ascii="Times New Roman" w:hAnsi="Times New Roman" w:cs="Times New Roman"/>
-                <w:b w:val="0"/>
-                <w:bCs w:val="0"/>
-                <w:i w:val="0"/>
-                <w:iCs w:val="0"/>
-                <w:color w:val="000000" w:themeColor="text1" w:themeTint="FF" w:themeShade="FF"/>
-                <w:sz w:val="22"/>
-                <w:szCs w:val="22"/>
-              </w:rPr>
-            </w:pPr>
-            <w:r>
-              <w:rPr>
-                <w:rFonts w:ascii="Times New Roman" w:hAnsi="Times New Roman" w:eastAsia="Times New Roman" w:cs="Times New Roman"/>
-                <w:b/>
-                <w:bCs/>
-                <w:i w:val="0"/>
-                <w:iCs w:val="0"/>
-                <w:caps w:val="0"/>
-                <w:smallCaps w:val="0"/>
-                <w:color w:val="000000" w:themeColor="text1" w:themeTint="FF" w:themeShade="FF"/>
-                <w:sz w:val="22"/>
-                <w:szCs w:val="22"/>
-                <w:lang w:val="en-US"/>
-              </w:rPr>
-              <w:t xml:space="preserve">QTY</w:t>
             </w:r>
             <w:r>
               <w:rPr>
@@ -1093,76 +1019,6 @@
         </w:tc>
         <w:tc>
           <w:tcPr>
-            <w:tcBorders/>
-            <w:tcMar>
-              <w:left w:w="105" w:type="dxa"/>
-              <w:right w:w="105" w:type="dxa"/>
-            </w:tcMar>
-            <w:tcW w:w="1539" w:type="dxa"/>
-            <w:vAlign w:val="top"/>
-            <w:textDirection w:val="lrTb"/>
-            <w:noWrap w:val="false"/>
-          </w:tcPr>
-          <w:p>
-            <w:pPr>
-              <w:pBdr/>
-              <w:spacing w:line="264" w:lineRule="auto"/>
-              <w:ind/>
-              <w:jc w:val="center"/>
-              <w:rPr>
-                <w:rFonts w:ascii="Times New Roman" w:hAnsi="Times New Roman" w:cs="Times New Roman"/>
-                <w:b w:val="0"/>
-                <w:bCs w:val="0"/>
-                <w:i w:val="0"/>
-                <w:iCs w:val="0"/>
-                <w:color w:val="000000" w:themeColor="text1" w:themeTint="FF" w:themeShade="FF"/>
-                <w:sz w:val="22"/>
-                <w:szCs w:val="22"/>
-              </w:rPr>
-            </w:pPr>
-            <w:r>
-              <w:rPr>
-                <w:rFonts w:ascii="Times New Roman" w:hAnsi="Times New Roman" w:eastAsia="Times New Roman" w:cs="Times New Roman"/>
-                <w:b w:val="0"/>
-                <w:bCs w:val="0"/>
-                <w:i w:val="0"/>
-                <w:iCs w:val="0"/>
-                <w:color w:val="000000" w:themeColor="text1" w:themeTint="FF" w:themeShade="FF"/>
-                <w:sz w:val="22"/>
-                <w:szCs w:val="22"/>
-                <w:lang w:val="en-US"/>
-              </w:rPr>
-              <w:t xml:space="preserve">{quantity}</w:t>
-            </w:r>
-            <w:r>
-              <w:rPr>
-                <w:rFonts w:ascii="Times New Roman" w:hAnsi="Times New Roman" w:eastAsia="Times New Roman" w:cs="Times New Roman"/>
-                <w:b w:val="0"/>
-                <w:bCs w:val="0"/>
-                <w:i w:val="0"/>
-                <w:iCs w:val="0"/>
-                <w:color w:val="000000" w:themeColor="text1" w:themeTint="FF" w:themeShade="FF"/>
-                <w:sz w:val="22"/>
-                <w:szCs w:val="22"/>
-                <w:lang w:val="en-US"/>
-              </w:rPr>
-            </w:r>
-            <w:r>
-              <w:rPr>
-                <w:rFonts w:ascii="Times New Roman" w:hAnsi="Times New Roman" w:cs="Times New Roman"/>
-                <w:b w:val="0"/>
-                <w:bCs w:val="0"/>
-                <w:i w:val="0"/>
-                <w:iCs w:val="0"/>
-                <w:color w:val="000000" w:themeColor="text1" w:themeTint="FF" w:themeShade="FF"/>
-                <w:sz w:val="22"/>
-                <w:szCs w:val="22"/>
-              </w:rPr>
-            </w:r>
-          </w:p>
-        </w:tc>
-        <w:tc>
-          <w:tcPr>
             <w:gridSpan w:val="2"/>
             <w:tcBorders/>
             <w:tcMar>
@@ -1443,74 +1299,6 @@
         </w:tc>
         <w:tc>
           <w:tcPr>
-            <w:tcBorders/>
-            <w:tcMar>
-              <w:left w:w="105" w:type="dxa"/>
-              <w:right w:w="105" w:type="dxa"/>
-            </w:tcMar>
-            <w:tcW w:w="1539" w:type="dxa"/>
-            <w:vAlign w:val="top"/>
-            <w:textDirection w:val="lrTb"/>
-            <w:noWrap w:val="false"/>
-          </w:tcPr>
-          <w:p>
-            <w:pPr>
-              <w:pBdr/>
-              <w:spacing w:line="264" w:lineRule="auto"/>
-              <w:ind/>
-              <w:rPr>
-                <w:rFonts w:ascii="Times New Roman" w:hAnsi="Times New Roman" w:cs="Times New Roman"/>
-                <w:b w:val="0"/>
-                <w:bCs w:val="0"/>
-                <w:i w:val="0"/>
-                <w:iCs w:val="0"/>
-                <w:color w:val="000000" w:themeColor="text1" w:themeTint="FF" w:themeShade="FF"/>
-                <w:sz w:val="22"/>
-                <w:szCs w:val="22"/>
-              </w:rPr>
-            </w:pPr>
-            <w:r>
-              <w:rPr>
-                <w:rFonts w:ascii="Times New Roman" w:hAnsi="Times New Roman" w:eastAsia="Times New Roman" w:cs="Times New Roman"/>
-                <w:b w:val="0"/>
-                <w:bCs w:val="0"/>
-                <w:i w:val="0"/>
-                <w:iCs w:val="0"/>
-                <w:color w:val="000000" w:themeColor="text1" w:themeTint="FF" w:themeShade="FF"/>
-                <w:sz w:val="22"/>
-                <w:szCs w:val="22"/>
-                <w:lang w:val="en-US"/>
-              </w:rPr>
-            </w:r>
-            <w:r>
-              <w:rPr>
-                <w:rFonts w:ascii="Times New Roman" w:hAnsi="Times New Roman" w:eastAsia="Times New Roman" w:cs="Times New Roman"/>
-                <w:b w:val="0"/>
-                <w:bCs w:val="0"/>
-                <w:i w:val="0"/>
-                <w:iCs w:val="0"/>
-                <w:color w:val="000000" w:themeColor="text1" w:themeTint="FF" w:themeShade="FF"/>
-                <w:sz w:val="22"/>
-                <w:szCs w:val="22"/>
-                <w:lang w:val="en-US"/>
-              </w:rPr>
-            </w:r>
-            <w:r>
-              <w:rPr>
-                <w:rFonts w:ascii="Times New Roman" w:hAnsi="Times New Roman" w:cs="Times New Roman"/>
-                <w:b w:val="0"/>
-                <w:bCs w:val="0"/>
-                <w:i w:val="0"/>
-                <w:iCs w:val="0"/>
-                <w:color w:val="000000" w:themeColor="text1" w:themeTint="FF" w:themeShade="FF"/>
-                <w:sz w:val="22"/>
-                <w:szCs w:val="22"/>
-              </w:rPr>
-            </w:r>
-          </w:p>
-        </w:tc>
-        <w:tc>
-          <w:tcPr>
             <w:gridSpan w:val="2"/>
             <w:tcBorders/>
             <w:tcMar>
@@ -1585,7 +1373,7 @@
         </w:trPr>
         <w:tc>
           <w:tcPr>
-            <w:gridSpan w:val="4"/>
+            <w:gridSpan w:val="3"/>
             <w:shd w:val="clear" w:color="ffffff" w:themeColor="background1" w:fill="ffffff" w:themeFill="background1"/>
             <w:tcBorders/>
             <w:tcMar>
@@ -1847,7 +1635,7 @@
         </w:trPr>
         <w:tc>
           <w:tcPr>
-            <w:gridSpan w:val="4"/>
+            <w:gridSpan w:val="3"/>
             <w:tcBorders/>
             <w:tcMar>
               <w:left w:w="105" w:type="dxa"/>
@@ -2108,7 +1896,7 @@
         </w:trPr>
         <w:tc>
           <w:tcPr>
-            <w:gridSpan w:val="4"/>
+            <w:gridSpan w:val="3"/>
             <w:tcBorders/>
             <w:tcMar>
               <w:left w:w="105" w:type="dxa"/>
@@ -2367,7 +2155,7 @@
         </w:trPr>
         <w:tc>
           <w:tcPr>
-            <w:gridSpan w:val="4"/>
+            <w:gridSpan w:val="3"/>
             <w:tcBorders/>
             <w:tcMar>
               <w:left w:w="105" w:type="dxa"/>
@@ -2839,7 +2627,6 @@
         <w:gridCol w:w="690"/>
         <w:gridCol w:w="3945"/>
         <w:gridCol w:w="2040"/>
-        <w:gridCol w:w="1539"/>
         <w:gridCol w:w="1664"/>
         <w:gridCol w:w="1432"/>
       </w:tblGrid>
@@ -3038,79 +2825,6 @@
                 <w:lang w:val="en-US"/>
               </w:rPr>
               <w:t xml:space="preserve">UNIT PRICE</w:t>
-            </w:r>
-            <w:r>
-              <w:rPr>
-                <w:rFonts w:ascii="Times New Roman" w:hAnsi="Times New Roman" w:eastAsia="Times New Roman" w:cs="Times New Roman"/>
-                <w:b w:val="0"/>
-                <w:bCs w:val="0"/>
-                <w:i w:val="0"/>
-                <w:iCs w:val="0"/>
-                <w:color w:val="000000" w:themeColor="text1" w:themeTint="FF" w:themeShade="FF"/>
-                <w:sz w:val="22"/>
-                <w:szCs w:val="22"/>
-                <w:lang w:val="en-US"/>
-              </w:rPr>
-            </w:r>
-            <w:r>
-              <w:rPr>
-                <w:rFonts w:ascii="Times New Roman" w:hAnsi="Times New Roman" w:cs="Times New Roman"/>
-                <w:b w:val="0"/>
-                <w:bCs w:val="0"/>
-                <w:i w:val="0"/>
-                <w:iCs w:val="0"/>
-                <w:color w:val="000000" w:themeColor="text1" w:themeTint="FF" w:themeShade="FF"/>
-                <w:sz w:val="22"/>
-                <w:szCs w:val="22"/>
-              </w:rPr>
-            </w:r>
-          </w:p>
-        </w:tc>
-        <w:tc>
-          <w:tcPr>
-            <w:tcBorders/>
-            <w:tcMar>
-              <w:left w:w="105" w:type="dxa"/>
-              <w:right w:w="105" w:type="dxa"/>
-            </w:tcMar>
-            <w:tcW w:w="1539" w:type="dxa"/>
-            <w:vAlign w:val="top"/>
-            <w:textDirection w:val="lrTb"/>
-            <w:noWrap w:val="false"/>
-          </w:tcPr>
-          <w:p>
-            <w:pPr>
-              <w:pStyle w:val="845"/>
-              <w:pBdr/>
-              <w:spacing w:line="264" w:lineRule="auto"/>
-              <w:ind/>
-              <w:jc w:val="center"/>
-              <w:rPr>
-                <w:rFonts w:ascii="Times New Roman" w:hAnsi="Times New Roman" w:cs="Times New Roman"/>
-                <w:b w:val="0"/>
-                <w:bCs w:val="0"/>
-                <w:i w:val="0"/>
-                <w:iCs w:val="0"/>
-                <w:color w:val="000000" w:themeColor="text1" w:themeTint="FF" w:themeShade="FF"/>
-                <w:sz w:val="22"/>
-                <w:szCs w:val="22"/>
-              </w:rPr>
-            </w:pPr>
-            <w:r>
-              <w:rPr>
-                <w:rFonts w:ascii="Times New Roman" w:hAnsi="Times New Roman" w:eastAsia="Times New Roman" w:cs="Times New Roman"/>
-                <w:b/>
-                <w:bCs/>
-                <w:i w:val="0"/>
-                <w:iCs w:val="0"/>
-                <w:caps w:val="0"/>
-                <w:smallCaps w:val="0"/>
-                <w:color w:val="000000" w:themeColor="text1" w:themeTint="FF" w:themeShade="FF"/>
-                <w:sz w:val="22"/>
-                <w:szCs w:val="22"/>
-                <w:lang w:val="en-US"/>
-              </w:rPr>
-              <w:t xml:space="preserve">QTY</w:t>
             </w:r>
             <w:r>
               <w:rPr>
@@ -3430,76 +3144,6 @@
         </w:tc>
         <w:tc>
           <w:tcPr>
-            <w:tcBorders/>
-            <w:tcMar>
-              <w:left w:w="105" w:type="dxa"/>
-              <w:right w:w="105" w:type="dxa"/>
-            </w:tcMar>
-            <w:tcW w:w="1539" w:type="dxa"/>
-            <w:vAlign w:val="top"/>
-            <w:textDirection w:val="lrTb"/>
-            <w:noWrap w:val="false"/>
-          </w:tcPr>
-          <w:p>
-            <w:pPr>
-              <w:pBdr/>
-              <w:spacing w:line="264" w:lineRule="auto"/>
-              <w:ind/>
-              <w:jc w:val="center"/>
-              <w:rPr>
-                <w:rFonts w:ascii="Times New Roman" w:hAnsi="Times New Roman" w:cs="Times New Roman"/>
-                <w:b w:val="0"/>
-                <w:bCs w:val="0"/>
-                <w:i w:val="0"/>
-                <w:iCs w:val="0"/>
-                <w:color w:val="000000" w:themeColor="text1" w:themeTint="FF" w:themeShade="FF"/>
-                <w:sz w:val="22"/>
-                <w:szCs w:val="22"/>
-              </w:rPr>
-            </w:pPr>
-            <w:r>
-              <w:rPr>
-                <w:rFonts w:ascii="Times New Roman" w:hAnsi="Times New Roman" w:eastAsia="Times New Roman" w:cs="Times New Roman"/>
-                <w:b w:val="0"/>
-                <w:bCs w:val="0"/>
-                <w:i w:val="0"/>
-                <w:iCs w:val="0"/>
-                <w:color w:val="000000" w:themeColor="text1" w:themeTint="FF" w:themeShade="FF"/>
-                <w:sz w:val="22"/>
-                <w:szCs w:val="22"/>
-                <w:lang w:val="en-US"/>
-              </w:rPr>
-              <w:t xml:space="preserve">{quantity}</w:t>
-            </w:r>
-            <w:r>
-              <w:rPr>
-                <w:rFonts w:ascii="Times New Roman" w:hAnsi="Times New Roman" w:eastAsia="Times New Roman" w:cs="Times New Roman"/>
-                <w:b w:val="0"/>
-                <w:bCs w:val="0"/>
-                <w:i w:val="0"/>
-                <w:iCs w:val="0"/>
-                <w:color w:val="000000" w:themeColor="text1" w:themeTint="FF" w:themeShade="FF"/>
-                <w:sz w:val="22"/>
-                <w:szCs w:val="22"/>
-                <w:lang w:val="en-US"/>
-              </w:rPr>
-            </w:r>
-            <w:r>
-              <w:rPr>
-                <w:rFonts w:ascii="Times New Roman" w:hAnsi="Times New Roman" w:cs="Times New Roman"/>
-                <w:b w:val="0"/>
-                <w:bCs w:val="0"/>
-                <w:i w:val="0"/>
-                <w:iCs w:val="0"/>
-                <w:color w:val="000000" w:themeColor="text1" w:themeTint="FF" w:themeShade="FF"/>
-                <w:sz w:val="22"/>
-                <w:szCs w:val="22"/>
-              </w:rPr>
-            </w:r>
-          </w:p>
-        </w:tc>
-        <w:tc>
-          <w:tcPr>
             <w:gridSpan w:val="2"/>
             <w:tcBorders/>
             <w:tcMar>
@@ -3780,74 +3424,6 @@
         </w:tc>
         <w:tc>
           <w:tcPr>
-            <w:tcBorders/>
-            <w:tcMar>
-              <w:left w:w="105" w:type="dxa"/>
-              <w:right w:w="105" w:type="dxa"/>
-            </w:tcMar>
-            <w:tcW w:w="1539" w:type="dxa"/>
-            <w:vAlign w:val="top"/>
-            <w:textDirection w:val="lrTb"/>
-            <w:noWrap w:val="false"/>
-          </w:tcPr>
-          <w:p>
-            <w:pPr>
-              <w:pBdr/>
-              <w:spacing w:line="264" w:lineRule="auto"/>
-              <w:ind/>
-              <w:rPr>
-                <w:rFonts w:ascii="Times New Roman" w:hAnsi="Times New Roman" w:cs="Times New Roman"/>
-                <w:b w:val="0"/>
-                <w:bCs w:val="0"/>
-                <w:i w:val="0"/>
-                <w:iCs w:val="0"/>
-                <w:color w:val="000000" w:themeColor="text1" w:themeTint="FF" w:themeShade="FF"/>
-                <w:sz w:val="22"/>
-                <w:szCs w:val="22"/>
-              </w:rPr>
-            </w:pPr>
-            <w:r>
-              <w:rPr>
-                <w:rFonts w:ascii="Times New Roman" w:hAnsi="Times New Roman" w:eastAsia="Times New Roman" w:cs="Times New Roman"/>
-                <w:b w:val="0"/>
-                <w:bCs w:val="0"/>
-                <w:i w:val="0"/>
-                <w:iCs w:val="0"/>
-                <w:color w:val="000000" w:themeColor="text1" w:themeTint="FF" w:themeShade="FF"/>
-                <w:sz w:val="22"/>
-                <w:szCs w:val="22"/>
-                <w:lang w:val="en-US"/>
-              </w:rPr>
-            </w:r>
-            <w:r>
-              <w:rPr>
-                <w:rFonts w:ascii="Times New Roman" w:hAnsi="Times New Roman" w:eastAsia="Times New Roman" w:cs="Times New Roman"/>
-                <w:b w:val="0"/>
-                <w:bCs w:val="0"/>
-                <w:i w:val="0"/>
-                <w:iCs w:val="0"/>
-                <w:color w:val="000000" w:themeColor="text1" w:themeTint="FF" w:themeShade="FF"/>
-                <w:sz w:val="22"/>
-                <w:szCs w:val="22"/>
-                <w:lang w:val="en-US"/>
-              </w:rPr>
-            </w:r>
-            <w:r>
-              <w:rPr>
-                <w:rFonts w:ascii="Times New Roman" w:hAnsi="Times New Roman" w:cs="Times New Roman"/>
-                <w:b w:val="0"/>
-                <w:bCs w:val="0"/>
-                <w:i w:val="0"/>
-                <w:iCs w:val="0"/>
-                <w:color w:val="000000" w:themeColor="text1" w:themeTint="FF" w:themeShade="FF"/>
-                <w:sz w:val="22"/>
-                <w:szCs w:val="22"/>
-              </w:rPr>
-            </w:r>
-          </w:p>
-        </w:tc>
-        <w:tc>
-          <w:tcPr>
             <w:gridSpan w:val="2"/>
             <w:tcBorders/>
             <w:tcMar>
@@ -3922,7 +3498,7 @@
         </w:trPr>
         <w:tc>
           <w:tcPr>
-            <w:gridSpan w:val="4"/>
+            <w:gridSpan w:val="3"/>
             <w:tcBorders/>
             <w:tcMar>
               <w:left w:w="105" w:type="dxa"/>
@@ -4179,7 +3755,7 @@
         </w:trPr>
         <w:tc>
           <w:tcPr>
-            <w:gridSpan w:val="4"/>
+            <w:gridSpan w:val="3"/>
             <w:tcBorders/>
             <w:tcMar>
               <w:left w:w="105" w:type="dxa"/>
@@ -4438,7 +4014,7 @@
         </w:trPr>
         <w:tc>
           <w:tcPr>
-            <w:gridSpan w:val="4"/>
+            <w:gridSpan w:val="3"/>
             <w:tcBorders/>
             <w:tcMar>
               <w:left w:w="105" w:type="dxa"/>
@@ -4695,7 +4271,7 @@
         </w:trPr>
         <w:tc>
           <w:tcPr>
-            <w:gridSpan w:val="4"/>
+            <w:gridSpan w:val="3"/>
             <w:tcBorders/>
             <w:tcMar>
               <w:left w:w="105" w:type="dxa"/>
@@ -5005,138 +4581,6 @@
         <w:ind/>
         <w:jc w:val="right"/>
         <w:rPr>
-          <w:rFonts w:ascii="Times New Roman" w:hAnsi="Times New Roman" w:eastAsia="Times New Roman" w:cs="Times New Roman"/>
-          <w:b/>
-          <w:bCs/>
-          <w:i w:val="0"/>
-          <w:iCs w:val="0"/>
-          <w:caps w:val="0"/>
-          <w:smallCaps w:val="0"/>
-          <w:color w:val="000000" w:themeColor="text1" w:themeTint="FF" w:themeShade="FF"/>
-          <w:sz w:val="22"/>
-          <w:szCs w:val="22"/>
-          <w:highlight w:val="none"/>
-          <w:lang w:val="en-US"/>
-        </w:rPr>
-      </w:pPr>
-      <w:r>
-        <w:rPr>
-          <w:rFonts w:ascii="Times New Roman" w:hAnsi="Times New Roman" w:eastAsia="Times New Roman" w:cs="Times New Roman"/>
-          <w:b/>
-          <w:bCs/>
-          <w:i w:val="0"/>
-          <w:iCs w:val="0"/>
-          <w:caps w:val="0"/>
-          <w:smallCaps w:val="0"/>
-          <w:color w:val="000000" w:themeColor="text1" w:themeTint="FF" w:themeShade="FF"/>
-          <w:sz w:val="22"/>
-          <w:szCs w:val="22"/>
-          <w:lang w:val="en-US"/>
-        </w:rPr>
-        <w:t xml:space="preserve">SERVICE TYPE (C)</w:t>
-      </w:r>
-      <w:r>
-        <w:rPr>
-          <w:rFonts w:ascii="Times New Roman" w:hAnsi="Times New Roman" w:eastAsia="Times New Roman" w:cs="Times New Roman"/>
-          <w:b/>
-          <w:bCs/>
-          <w:i w:val="0"/>
-          <w:iCs w:val="0"/>
-          <w:caps w:val="0"/>
-          <w:smallCaps w:val="0"/>
-          <w:color w:val="000000" w:themeColor="text1" w:themeTint="FF" w:themeShade="FF"/>
-          <w:sz w:val="24"/>
-          <w:szCs w:val="24"/>
-          <w:lang w:val="en-US"/>
-        </w:rPr>
-        <w:t xml:space="preserve">: {</w:t>
-      </w:r>
-      <w:r>
-        <w:rPr>
-          <w:rFonts w:ascii="Times New Roman" w:hAnsi="Times New Roman" w:eastAsia="Times New Roman" w:cs="Times New Roman"/>
-          <w:b/>
-          <w:bCs/>
-          <w:i w:val="0"/>
-          <w:iCs w:val="0"/>
-          <w:caps w:val="0"/>
-          <w:smallCaps w:val="0"/>
-          <w:color w:val="000000" w:themeColor="text1" w:themeTint="FF" w:themeShade="FF"/>
-          <w:sz w:val="22"/>
-          <w:szCs w:val="22"/>
-          <w:lang w:val="en-US"/>
-        </w:rPr>
-        <w:t xml:space="preserve">servicetype</w:t>
-      </w:r>
-      <w:r>
-        <w:rPr>
-          <w:rFonts w:ascii="Times New Roman" w:hAnsi="Times New Roman" w:eastAsia="Times New Roman" w:cs="Times New Roman"/>
-          <w:b/>
-          <w:bCs/>
-          <w:i w:val="0"/>
-          <w:iCs w:val="0"/>
-          <w:caps w:val="0"/>
-          <w:smallCaps w:val="0"/>
-          <w:color w:val="000000" w:themeColor="text1" w:themeTint="FF" w:themeShade="FF"/>
-          <w:sz w:val="24"/>
-          <w:szCs w:val="24"/>
-          <w:lang w:val="en-US"/>
-        </w:rPr>
-        <w:t xml:space="preserve">}    </w:t>
-      </w:r>
-      <w:r>
-        <w:rPr>
-          <w:rFonts w:ascii="Times New Roman" w:hAnsi="Times New Roman" w:eastAsia="Times New Roman" w:cs="Times New Roman"/>
-          <w:b/>
-          <w:bCs/>
-          <w:i w:val="0"/>
-          <w:iCs w:val="0"/>
-          <w:caps w:val="0"/>
-          <w:smallCaps w:val="0"/>
-          <w:color w:val="000000" w:themeColor="text1" w:themeTint="FF" w:themeShade="FF"/>
-          <w:sz w:val="22"/>
-          <w:szCs w:val="22"/>
-          <w:lang w:val="en-US"/>
-        </w:rPr>
-        <w:t xml:space="preserve">                                                                                                                    </w:t>
-      </w:r>
-      <w:r>
-        <w:rPr>
-          <w:rFonts w:ascii="Times New Roman" w:hAnsi="Times New Roman" w:eastAsia="Times New Roman" w:cs="Times New Roman"/>
-          <w:b/>
-          <w:bCs/>
-          <w:i w:val="0"/>
-          <w:iCs w:val="0"/>
-          <w:caps w:val="0"/>
-          <w:smallCaps w:val="0"/>
-          <w:color w:val="000000" w:themeColor="text1" w:themeTint="FF" w:themeShade="FF"/>
-          <w:sz w:val="22"/>
-          <w:szCs w:val="22"/>
-          <w:highlight w:val="none"/>
-          <w:lang w:val="en-US"/>
-        </w:rPr>
-      </w:r>
-      <w:r>
-        <w:rPr>
-          <w:rFonts w:ascii="Times New Roman" w:hAnsi="Times New Roman" w:cs="Times New Roman"/>
-          <w:b/>
-          <w:bCs/>
-          <w:i w:val="0"/>
-          <w:iCs w:val="0"/>
-          <w:caps w:val="0"/>
-          <w:smallCaps w:val="0"/>
-          <w:color w:val="000000" w:themeColor="text1" w:themeTint="FF" w:themeShade="FF"/>
-          <w:sz w:val="22"/>
-          <w:szCs w:val="22"/>
-        </w:rPr>
-      </w:r>
-    </w:p>
-    <w:p>
-      <w:pPr>
-        <w:pBdr/>
-        <w:spacing w:after="0" w:afterAutospacing="0" w:before="0" w:beforeAutospacing="0" w:line="279" w:lineRule="auto"/>
-        <w:ind/>
-        <w:jc w:val="right"/>
-        <w:rPr>
           <w:rFonts w:ascii="Times New Roman" w:hAnsi="Times New Roman" w:cs="Times New Roman"/>
           <w:b w:val="0"/>
           <w:bCs w:val="0"/>
@@ -5275,7 +4719,7 @@
           <w:szCs w:val="22"/>
           <w:lang w:val="en-US"/>
         </w:rPr>
-        <w:t xml:space="preserve">A+B+C): {totalpayableamount}</w:t>
+        <w:t>A+B): {totalpayableamount}</w:t>
       </w:r>
       <w:r>
         <w:rPr>
